--- a/docs/KOR-Islander-Engineering-Dossier-2026-06-23.docx
+++ b/docs/KOR-Islander-Engineering-Dossier-2026-06-23.docx
@@ -219,6 +219,12 @@
         <w:gridCol w:w="3200"/>
       </w:tblGrid>
       <w:tr>
+        <w:tblPrEx>
+          <w:tblCellMar>
+            <w:top w:w="0" w:type="dxa"/>
+            <w:bottom w:w="0" w:type="dxa"/>
+          </w:tblCellMar>
+        </w:tblPrEx>
         <w:tc>
           <w:tcPr>
             <w:tcW w:w="2400" w:type="dxa"/>
@@ -314,6 +320,12 @@
         </w:tc>
       </w:tr>
       <w:tr>
+        <w:tblPrEx>
+          <w:tblCellMar>
+            <w:top w:w="0" w:type="dxa"/>
+            <w:bottom w:w="0" w:type="dxa"/>
+          </w:tblCellMar>
+        </w:tblPrEx>
         <w:tc>
           <w:tcPr>
             <w:tcW w:w="2400" w:type="dxa"/>
@@ -400,6 +412,12 @@
         </w:tc>
       </w:tr>
       <w:tr>
+        <w:tblPrEx>
+          <w:tblCellMar>
+            <w:top w:w="0" w:type="dxa"/>
+            <w:bottom w:w="0" w:type="dxa"/>
+          </w:tblCellMar>
+        </w:tblPrEx>
         <w:tc>
           <w:tcPr>
             <w:tcW w:w="2400" w:type="dxa"/>
@@ -489,6 +507,12 @@
         </w:tc>
       </w:tr>
       <w:tr>
+        <w:tblPrEx>
+          <w:tblCellMar>
+            <w:top w:w="0" w:type="dxa"/>
+            <w:bottom w:w="0" w:type="dxa"/>
+          </w:tblCellMar>
+        </w:tblPrEx>
         <w:tc>
           <w:tcPr>
             <w:tcW w:w="2400" w:type="dxa"/>
@@ -575,6 +599,12 @@
         </w:tc>
       </w:tr>
       <w:tr>
+        <w:tblPrEx>
+          <w:tblCellMar>
+            <w:top w:w="0" w:type="dxa"/>
+            <w:bottom w:w="0" w:type="dxa"/>
+          </w:tblCellMar>
+        </w:tblPrEx>
         <w:tc>
           <w:tcPr>
             <w:tcW w:w="2400" w:type="dxa"/>
@@ -664,6 +694,12 @@
         </w:tc>
       </w:tr>
       <w:tr>
+        <w:tblPrEx>
+          <w:tblCellMar>
+            <w:top w:w="0" w:type="dxa"/>
+            <w:bottom w:w="0" w:type="dxa"/>
+          </w:tblCellMar>
+        </w:tblPrEx>
         <w:tc>
           <w:tcPr>
             <w:tcW w:w="2400" w:type="dxa"/>
@@ -1519,7 +1555,7 @@
     <w:link w:val="Heading1Char"/>
     <w:uiPriority w:val="9"/>
     <w:qFormat/>
-    <w:rsid w:val="000742BF"/>
+    <w:rsid w:val="00181E31"/>
     <w:pPr>
       <w:keepNext/>
       <w:keepLines/>
@@ -1542,7 +1578,7 @@
     <w:semiHidden/>
     <w:unhideWhenUsed/>
     <w:qFormat/>
-    <w:rsid w:val="000742BF"/>
+    <w:rsid w:val="00181E31"/>
     <w:pPr>
       <w:keepNext/>
       <w:keepLines/>
@@ -1565,7 +1601,7 @@
     <w:semiHidden/>
     <w:unhideWhenUsed/>
     <w:qFormat/>
-    <w:rsid w:val="000742BF"/>
+    <w:rsid w:val="00181E31"/>
     <w:pPr>
       <w:keepNext/>
       <w:keepLines/>
@@ -1588,7 +1624,7 @@
     <w:semiHidden/>
     <w:unhideWhenUsed/>
     <w:qFormat/>
-    <w:rsid w:val="000742BF"/>
+    <w:rsid w:val="00181E31"/>
     <w:pPr>
       <w:keepNext/>
       <w:keepLines/>
@@ -1611,7 +1647,7 @@
     <w:semiHidden/>
     <w:unhideWhenUsed/>
     <w:qFormat/>
-    <w:rsid w:val="000742BF"/>
+    <w:rsid w:val="00181E31"/>
     <w:pPr>
       <w:keepNext/>
       <w:keepLines/>
@@ -1632,7 +1668,7 @@
     <w:semiHidden/>
     <w:unhideWhenUsed/>
     <w:qFormat/>
-    <w:rsid w:val="000742BF"/>
+    <w:rsid w:val="00181E31"/>
     <w:pPr>
       <w:keepNext/>
       <w:keepLines/>
@@ -1655,7 +1691,7 @@
     <w:semiHidden/>
     <w:unhideWhenUsed/>
     <w:qFormat/>
-    <w:rsid w:val="000742BF"/>
+    <w:rsid w:val="00181E31"/>
     <w:pPr>
       <w:keepNext/>
       <w:keepLines/>
@@ -1676,7 +1712,7 @@
     <w:semiHidden/>
     <w:unhideWhenUsed/>
     <w:qFormat/>
-    <w:rsid w:val="000742BF"/>
+    <w:rsid w:val="00181E31"/>
     <w:pPr>
       <w:keepNext/>
       <w:keepLines/>
@@ -1699,7 +1735,7 @@
     <w:semiHidden/>
     <w:unhideWhenUsed/>
     <w:qFormat/>
-    <w:rsid w:val="000742BF"/>
+    <w:rsid w:val="00181E31"/>
     <w:pPr>
       <w:keepNext/>
       <w:keepLines/>
@@ -1743,7 +1779,7 @@
     <w:basedOn w:val="DefaultParagraphFont"/>
     <w:link w:val="Heading1"/>
     <w:uiPriority w:val="9"/>
-    <w:rsid w:val="000742BF"/>
+    <w:rsid w:val="00181E31"/>
     <w:rPr>
       <w:rFonts w:asciiTheme="majorHAnsi" w:eastAsiaTheme="majorEastAsia" w:hAnsiTheme="majorHAnsi" w:cstheme="majorBidi"/>
       <w:color w:val="0F4761" w:themeColor="accent1" w:themeShade="BF"/>
@@ -1757,7 +1793,7 @@
     <w:link w:val="Heading2"/>
     <w:uiPriority w:val="9"/>
     <w:semiHidden/>
-    <w:rsid w:val="000742BF"/>
+    <w:rsid w:val="00181E31"/>
     <w:rPr>
       <w:rFonts w:asciiTheme="majorHAnsi" w:eastAsiaTheme="majorEastAsia" w:hAnsiTheme="majorHAnsi" w:cstheme="majorBidi"/>
       <w:color w:val="0F4761" w:themeColor="accent1" w:themeShade="BF"/>
@@ -1771,7 +1807,7 @@
     <w:link w:val="Heading3"/>
     <w:uiPriority w:val="9"/>
     <w:semiHidden/>
-    <w:rsid w:val="000742BF"/>
+    <w:rsid w:val="00181E31"/>
     <w:rPr>
       <w:rFonts w:eastAsiaTheme="majorEastAsia" w:cstheme="majorBidi"/>
       <w:color w:val="0F4761" w:themeColor="accent1" w:themeShade="BF"/>
@@ -1785,7 +1821,7 @@
     <w:link w:val="Heading4"/>
     <w:uiPriority w:val="9"/>
     <w:semiHidden/>
-    <w:rsid w:val="000742BF"/>
+    <w:rsid w:val="00181E31"/>
     <w:rPr>
       <w:rFonts w:eastAsiaTheme="majorEastAsia" w:cstheme="majorBidi"/>
       <w:i/>
@@ -1799,7 +1835,7 @@
     <w:link w:val="Heading5"/>
     <w:uiPriority w:val="9"/>
     <w:semiHidden/>
-    <w:rsid w:val="000742BF"/>
+    <w:rsid w:val="00181E31"/>
     <w:rPr>
       <w:rFonts w:eastAsiaTheme="majorEastAsia" w:cstheme="majorBidi"/>
       <w:color w:val="0F4761" w:themeColor="accent1" w:themeShade="BF"/>
@@ -1811,7 +1847,7 @@
     <w:link w:val="Heading6"/>
     <w:uiPriority w:val="9"/>
     <w:semiHidden/>
-    <w:rsid w:val="000742BF"/>
+    <w:rsid w:val="00181E31"/>
     <w:rPr>
       <w:rFonts w:eastAsiaTheme="majorEastAsia" w:cstheme="majorBidi"/>
       <w:i/>
@@ -1825,7 +1861,7 @@
     <w:link w:val="Heading7"/>
     <w:uiPriority w:val="9"/>
     <w:semiHidden/>
-    <w:rsid w:val="000742BF"/>
+    <w:rsid w:val="00181E31"/>
     <w:rPr>
       <w:rFonts w:eastAsiaTheme="majorEastAsia" w:cstheme="majorBidi"/>
       <w:color w:val="595959" w:themeColor="text1" w:themeTint="A6"/>
@@ -1837,7 +1873,7 @@
     <w:link w:val="Heading8"/>
     <w:uiPriority w:val="9"/>
     <w:semiHidden/>
-    <w:rsid w:val="000742BF"/>
+    <w:rsid w:val="00181E31"/>
     <w:rPr>
       <w:rFonts w:eastAsiaTheme="majorEastAsia" w:cstheme="majorBidi"/>
       <w:i/>
@@ -1851,7 +1887,7 @@
     <w:link w:val="Heading9"/>
     <w:uiPriority w:val="9"/>
     <w:semiHidden/>
-    <w:rsid w:val="000742BF"/>
+    <w:rsid w:val="00181E31"/>
     <w:rPr>
       <w:rFonts w:eastAsiaTheme="majorEastAsia" w:cstheme="majorBidi"/>
       <w:color w:val="272727" w:themeColor="text1" w:themeTint="D8"/>
@@ -1864,7 +1900,7 @@
     <w:link w:val="TitleChar"/>
     <w:uiPriority w:val="10"/>
     <w:qFormat/>
-    <w:rsid w:val="000742BF"/>
+    <w:rsid w:val="00181E31"/>
     <w:pPr>
       <w:spacing w:after="80" w:line="240" w:lineRule="auto"/>
       <w:contextualSpacing/>
@@ -1882,7 +1918,7 @@
     <w:basedOn w:val="DefaultParagraphFont"/>
     <w:link w:val="Title"/>
     <w:uiPriority w:val="10"/>
-    <w:rsid w:val="000742BF"/>
+    <w:rsid w:val="00181E31"/>
     <w:rPr>
       <w:rFonts w:asciiTheme="majorHAnsi" w:eastAsiaTheme="majorEastAsia" w:hAnsiTheme="majorHAnsi" w:cstheme="majorBidi"/>
       <w:spacing w:val="-10"/>
@@ -1898,7 +1934,7 @@
     <w:link w:val="SubtitleChar"/>
     <w:uiPriority w:val="11"/>
     <w:qFormat/>
-    <w:rsid w:val="000742BF"/>
+    <w:rsid w:val="00181E31"/>
     <w:pPr>
       <w:numPr>
         <w:ilvl w:val="1"/>
@@ -1917,7 +1953,7 @@
     <w:basedOn w:val="DefaultParagraphFont"/>
     <w:link w:val="Subtitle"/>
     <w:uiPriority w:val="11"/>
-    <w:rsid w:val="000742BF"/>
+    <w:rsid w:val="00181E31"/>
     <w:rPr>
       <w:rFonts w:eastAsiaTheme="majorEastAsia" w:cstheme="majorBidi"/>
       <w:color w:val="595959" w:themeColor="text1" w:themeTint="A6"/>
@@ -1933,7 +1969,7 @@
     <w:link w:val="QuoteChar"/>
     <w:uiPriority w:val="29"/>
     <w:qFormat/>
-    <w:rsid w:val="000742BF"/>
+    <w:rsid w:val="00181E31"/>
     <w:pPr>
       <w:spacing w:before="160"/>
       <w:jc w:val="center"/>
@@ -1949,7 +1985,7 @@
     <w:basedOn w:val="DefaultParagraphFont"/>
     <w:link w:val="Quote"/>
     <w:uiPriority w:val="29"/>
-    <w:rsid w:val="000742BF"/>
+    <w:rsid w:val="00181E31"/>
     <w:rPr>
       <w:i/>
       <w:iCs/>
@@ -1961,7 +1997,7 @@
     <w:basedOn w:val="Normal"/>
     <w:uiPriority w:val="34"/>
     <w:qFormat/>
-    <w:rsid w:val="000742BF"/>
+    <w:rsid w:val="00181E31"/>
     <w:pPr>
       <w:ind w:left="720"/>
       <w:contextualSpacing/>
@@ -1972,7 +2008,7 @@
     <w:basedOn w:val="DefaultParagraphFont"/>
     <w:uiPriority w:val="21"/>
     <w:qFormat/>
-    <w:rsid w:val="000742BF"/>
+    <w:rsid w:val="00181E31"/>
     <w:rPr>
       <w:i/>
       <w:iCs/>
@@ -1986,7 +2022,7 @@
     <w:link w:val="IntenseQuoteChar"/>
     <w:uiPriority w:val="30"/>
     <w:qFormat/>
-    <w:rsid w:val="000742BF"/>
+    <w:rsid w:val="00181E31"/>
     <w:pPr>
       <w:pBdr>
         <w:top w:val="single" w:sz="4" w:space="10" w:color="0F4761" w:themeColor="accent1" w:themeShade="BF"/>
@@ -2007,7 +2043,7 @@
     <w:basedOn w:val="DefaultParagraphFont"/>
     <w:link w:val="IntenseQuote"/>
     <w:uiPriority w:val="30"/>
-    <w:rsid w:val="000742BF"/>
+    <w:rsid w:val="00181E31"/>
     <w:rPr>
       <w:i/>
       <w:iCs/>
@@ -2019,7 +2055,7 @@
     <w:basedOn w:val="DefaultParagraphFont"/>
     <w:uiPriority w:val="32"/>
     <w:qFormat/>
-    <w:rsid w:val="000742BF"/>
+    <w:rsid w:val="00181E31"/>
     <w:rPr>
       <w:b/>
       <w:bCs/>
@@ -2034,7 +2070,7 @@
     <w:link w:val="HeaderChar"/>
     <w:uiPriority w:val="99"/>
     <w:unhideWhenUsed/>
-    <w:rsid w:val="000742BF"/>
+    <w:rsid w:val="00181E31"/>
     <w:pPr>
       <w:tabs>
         <w:tab w:val="center" w:pos="4680"/>
@@ -2048,7 +2084,7 @@
     <w:basedOn w:val="DefaultParagraphFont"/>
     <w:link w:val="Header"/>
     <w:uiPriority w:val="99"/>
-    <w:rsid w:val="000742BF"/>
+    <w:rsid w:val="00181E31"/>
   </w:style>
   <w:style w:type="paragraph" w:styleId="Footer">
     <w:name w:val="footer"/>
@@ -2056,7 +2092,7 @@
     <w:link w:val="FooterChar"/>
     <w:uiPriority w:val="99"/>
     <w:unhideWhenUsed/>
-    <w:rsid w:val="000742BF"/>
+    <w:rsid w:val="00181E31"/>
     <w:pPr>
       <w:tabs>
         <w:tab w:val="center" w:pos="4680"/>
@@ -2070,7 +2106,7 @@
     <w:basedOn w:val="DefaultParagraphFont"/>
     <w:link w:val="Footer"/>
     <w:uiPriority w:val="99"/>
-    <w:rsid w:val="000742BF"/>
+    <w:rsid w:val="00181E31"/>
   </w:style>
 </w:styles>
 </file>

--- a/docs/KOR-Islander-Engineering-Dossier-2026-06-23.docx
+++ b/docs/KOR-Islander-Engineering-Dossier-2026-06-23.docx
@@ -219,12 +219,6 @@
         <w:gridCol w:w="3200"/>
       </w:tblGrid>
       <w:tr>
-        <w:tblPrEx>
-          <w:tblCellMar>
-            <w:top w:w="0" w:type="dxa"/>
-            <w:bottom w:w="0" w:type="dxa"/>
-          </w:tblCellMar>
-        </w:tblPrEx>
         <w:tc>
           <w:tcPr>
             <w:tcW w:w="2400" w:type="dxa"/>
@@ -320,12 +314,6 @@
         </w:tc>
       </w:tr>
       <w:tr>
-        <w:tblPrEx>
-          <w:tblCellMar>
-            <w:top w:w="0" w:type="dxa"/>
-            <w:bottom w:w="0" w:type="dxa"/>
-          </w:tblCellMar>
-        </w:tblPrEx>
         <w:tc>
           <w:tcPr>
             <w:tcW w:w="2400" w:type="dxa"/>
@@ -412,12 +400,6 @@
         </w:tc>
       </w:tr>
       <w:tr>
-        <w:tblPrEx>
-          <w:tblCellMar>
-            <w:top w:w="0" w:type="dxa"/>
-            <w:bottom w:w="0" w:type="dxa"/>
-          </w:tblCellMar>
-        </w:tblPrEx>
         <w:tc>
           <w:tcPr>
             <w:tcW w:w="2400" w:type="dxa"/>
@@ -507,12 +489,6 @@
         </w:tc>
       </w:tr>
       <w:tr>
-        <w:tblPrEx>
-          <w:tblCellMar>
-            <w:top w:w="0" w:type="dxa"/>
-            <w:bottom w:w="0" w:type="dxa"/>
-          </w:tblCellMar>
-        </w:tblPrEx>
         <w:tc>
           <w:tcPr>
             <w:tcW w:w="2400" w:type="dxa"/>
@@ -599,12 +575,6 @@
         </w:tc>
       </w:tr>
       <w:tr>
-        <w:tblPrEx>
-          <w:tblCellMar>
-            <w:top w:w="0" w:type="dxa"/>
-            <w:bottom w:w="0" w:type="dxa"/>
-          </w:tblCellMar>
-        </w:tblPrEx>
         <w:tc>
           <w:tcPr>
             <w:tcW w:w="2400" w:type="dxa"/>
@@ -694,12 +664,6 @@
         </w:tc>
       </w:tr>
       <w:tr>
-        <w:tblPrEx>
-          <w:tblCellMar>
-            <w:top w:w="0" w:type="dxa"/>
-            <w:bottom w:w="0" w:type="dxa"/>
-          </w:tblCellMar>
-        </w:tblPrEx>
         <w:tc>
           <w:tcPr>
             <w:tcW w:w="2400" w:type="dxa"/>
@@ -998,11 +962,84 @@
     </w:p>
     <w:p>
       <w:pPr>
-        <w:spacing w:after="80"/>
-        <w:rPr>
-          <w:rFonts w:ascii="Calibri" w:hAnsi="Calibri" w:cs="Calibri"/>
-          <w:color w:val="000000"/>
-          <w:sz w:val="20"/>
+        <w:spacing w:after="60"/>
+        <w:rPr>
+          <w:rFonts w:ascii="Calibri" w:hAnsi="Calibri" w:cs="Calibri"/>
+          <w:b/>
+          <w:color w:val="002060"/>
+        </w:rPr>
+      </w:pPr>
+      <w:r>
+        <w:rPr>
+          <w:rFonts w:ascii="Calibri" w:hAnsi="Calibri" w:cs="Calibri"/>
+          <w:b/>
+          <w:color w:val="002060"/>
+        </w:rPr>
+        <w:t>Strategic note - the two-firm cluster</w:t>
+      </w:r>
+    </w:p>
+    <w:p>
+      <w:pPr>
+        <w:spacing w:after="100"/>
+        <w:rPr>
+          <w:rFonts w:ascii="Calibri" w:hAnsi="Calibri" w:cs="Calibri"/>
+          <w:color w:val="000000"/>
+          <w:sz w:val="21"/>
+        </w:rPr>
+      </w:pPr>
+      <w:r>
+        <w:rPr>
+          <w:rFonts w:ascii="Calibri" w:hAnsi="Calibri" w:cs="Calibri"/>
+          <w:color w:val="000000"/>
+          <w:sz w:val="21"/>
+        </w:rPr>
+        <w:t>Treat Islander + Gwaii as ONE relationship centred on Corey Brown. Islander is the conventional / open-market Vancouver Island civil practice; Gwaii is the Indigenous-focused (Haida-owned, CCAB-certified) sibling. Together they cover both the open-market land-development lane (Islander) and the First Nations / BC Housing / Indigenous-participation lane (Gwaii) - so a single KOR teaming relationship reaches across KOR's entire Vancouver Island pursuit base. See the Gwaii dossier for the named live teaming triggers.</w:t>
+      </w:r>
+    </w:p>
+    <w:p>
+      <w:pPr>
+        <w:spacing w:after="60"/>
+        <w:rPr>
+          <w:rFonts w:ascii="Calibri" w:hAnsi="Calibri" w:cs="Calibri"/>
+          <w:b/>
+          <w:color w:val="002060"/>
+        </w:rPr>
+      </w:pPr>
+      <w:r>
+        <w:rPr>
+          <w:rFonts w:ascii="Calibri" w:hAnsi="Calibri" w:cs="Calibri"/>
+          <w:b/>
+          <w:color w:val="002060"/>
+        </w:rPr>
+        <w:t>How this intelligence was gathered (2026-06-23)</w:t>
+      </w:r>
+    </w:p>
+    <w:p>
+      <w:pPr>
+        <w:spacing w:after="100"/>
+        <w:rPr>
+          <w:rFonts w:ascii="Calibri" w:hAnsi="Calibri" w:cs="Calibri"/>
+          <w:color w:val="000000"/>
+          <w:sz w:val="21"/>
+        </w:rPr>
+      </w:pPr>
+      <w:r>
+        <w:rPr>
+          <w:rFonts w:ascii="Calibri" w:hAnsi="Calibri" w:cs="Calibri"/>
+          <w:color w:val="000000"/>
+          <w:sz w:val="21"/>
+        </w:rPr>
+        <w:lastRenderedPageBreak/>
+        <w:t>Web research (islanderengineering.com, LinkedIn, Business Examiner); Hunter.io domain-search (email pattern {f}{last}); Apollo.io people/match; Deltek linked-server check (no KOR client/vendor/contact history); cross-reference of KOR's pipeline. Ingested + deduped into the BD graph (CanonicalOrg 69527). DATA NOTE repeated: re-kind from Competitor to Vendor recommended.</w:t>
+      </w:r>
+    </w:p>
+    <w:p>
+      <w:pPr>
+        <w:spacing w:after="100"/>
+        <w:rPr>
+          <w:rFonts w:ascii="Calibri" w:hAnsi="Calibri" w:cs="Calibri"/>
+          <w:color w:val="000000"/>
+          <w:sz w:val="21"/>
         </w:rPr>
       </w:pPr>
     </w:p>
@@ -1555,7 +1592,7 @@
     <w:link w:val="Heading1Char"/>
     <w:uiPriority w:val="9"/>
     <w:qFormat/>
-    <w:rsid w:val="00181E31"/>
+    <w:rsid w:val="00867A94"/>
     <w:pPr>
       <w:keepNext/>
       <w:keepLines/>
@@ -1578,7 +1615,7 @@
     <w:semiHidden/>
     <w:unhideWhenUsed/>
     <w:qFormat/>
-    <w:rsid w:val="00181E31"/>
+    <w:rsid w:val="00867A94"/>
     <w:pPr>
       <w:keepNext/>
       <w:keepLines/>
@@ -1601,7 +1638,7 @@
     <w:semiHidden/>
     <w:unhideWhenUsed/>
     <w:qFormat/>
-    <w:rsid w:val="00181E31"/>
+    <w:rsid w:val="00867A94"/>
     <w:pPr>
       <w:keepNext/>
       <w:keepLines/>
@@ -1624,7 +1661,7 @@
     <w:semiHidden/>
     <w:unhideWhenUsed/>
     <w:qFormat/>
-    <w:rsid w:val="00181E31"/>
+    <w:rsid w:val="00867A94"/>
     <w:pPr>
       <w:keepNext/>
       <w:keepLines/>
@@ -1647,7 +1684,7 @@
     <w:semiHidden/>
     <w:unhideWhenUsed/>
     <w:qFormat/>
-    <w:rsid w:val="00181E31"/>
+    <w:rsid w:val="00867A94"/>
     <w:pPr>
       <w:keepNext/>
       <w:keepLines/>
@@ -1668,7 +1705,7 @@
     <w:semiHidden/>
     <w:unhideWhenUsed/>
     <w:qFormat/>
-    <w:rsid w:val="00181E31"/>
+    <w:rsid w:val="00867A94"/>
     <w:pPr>
       <w:keepNext/>
       <w:keepLines/>
@@ -1691,7 +1728,7 @@
     <w:semiHidden/>
     <w:unhideWhenUsed/>
     <w:qFormat/>
-    <w:rsid w:val="00181E31"/>
+    <w:rsid w:val="00867A94"/>
     <w:pPr>
       <w:keepNext/>
       <w:keepLines/>
@@ -1712,7 +1749,7 @@
     <w:semiHidden/>
     <w:unhideWhenUsed/>
     <w:qFormat/>
-    <w:rsid w:val="00181E31"/>
+    <w:rsid w:val="00867A94"/>
     <w:pPr>
       <w:keepNext/>
       <w:keepLines/>
@@ -1735,7 +1772,7 @@
     <w:semiHidden/>
     <w:unhideWhenUsed/>
     <w:qFormat/>
-    <w:rsid w:val="00181E31"/>
+    <w:rsid w:val="00867A94"/>
     <w:pPr>
       <w:keepNext/>
       <w:keepLines/>
@@ -1779,7 +1816,7 @@
     <w:basedOn w:val="DefaultParagraphFont"/>
     <w:link w:val="Heading1"/>
     <w:uiPriority w:val="9"/>
-    <w:rsid w:val="00181E31"/>
+    <w:rsid w:val="00867A94"/>
     <w:rPr>
       <w:rFonts w:asciiTheme="majorHAnsi" w:eastAsiaTheme="majorEastAsia" w:hAnsiTheme="majorHAnsi" w:cstheme="majorBidi"/>
       <w:color w:val="0F4761" w:themeColor="accent1" w:themeShade="BF"/>
@@ -1793,7 +1830,7 @@
     <w:link w:val="Heading2"/>
     <w:uiPriority w:val="9"/>
     <w:semiHidden/>
-    <w:rsid w:val="00181E31"/>
+    <w:rsid w:val="00867A94"/>
     <w:rPr>
       <w:rFonts w:asciiTheme="majorHAnsi" w:eastAsiaTheme="majorEastAsia" w:hAnsiTheme="majorHAnsi" w:cstheme="majorBidi"/>
       <w:color w:val="0F4761" w:themeColor="accent1" w:themeShade="BF"/>
@@ -1807,7 +1844,7 @@
     <w:link w:val="Heading3"/>
     <w:uiPriority w:val="9"/>
     <w:semiHidden/>
-    <w:rsid w:val="00181E31"/>
+    <w:rsid w:val="00867A94"/>
     <w:rPr>
       <w:rFonts w:eastAsiaTheme="majorEastAsia" w:cstheme="majorBidi"/>
       <w:color w:val="0F4761" w:themeColor="accent1" w:themeShade="BF"/>
@@ -1821,7 +1858,7 @@
     <w:link w:val="Heading4"/>
     <w:uiPriority w:val="9"/>
     <w:semiHidden/>
-    <w:rsid w:val="00181E31"/>
+    <w:rsid w:val="00867A94"/>
     <w:rPr>
       <w:rFonts w:eastAsiaTheme="majorEastAsia" w:cstheme="majorBidi"/>
       <w:i/>
@@ -1835,7 +1872,7 @@
     <w:link w:val="Heading5"/>
     <w:uiPriority w:val="9"/>
     <w:semiHidden/>
-    <w:rsid w:val="00181E31"/>
+    <w:rsid w:val="00867A94"/>
     <w:rPr>
       <w:rFonts w:eastAsiaTheme="majorEastAsia" w:cstheme="majorBidi"/>
       <w:color w:val="0F4761" w:themeColor="accent1" w:themeShade="BF"/>
@@ -1847,7 +1884,7 @@
     <w:link w:val="Heading6"/>
     <w:uiPriority w:val="9"/>
     <w:semiHidden/>
-    <w:rsid w:val="00181E31"/>
+    <w:rsid w:val="00867A94"/>
     <w:rPr>
       <w:rFonts w:eastAsiaTheme="majorEastAsia" w:cstheme="majorBidi"/>
       <w:i/>
@@ -1861,7 +1898,7 @@
     <w:link w:val="Heading7"/>
     <w:uiPriority w:val="9"/>
     <w:semiHidden/>
-    <w:rsid w:val="00181E31"/>
+    <w:rsid w:val="00867A94"/>
     <w:rPr>
       <w:rFonts w:eastAsiaTheme="majorEastAsia" w:cstheme="majorBidi"/>
       <w:color w:val="595959" w:themeColor="text1" w:themeTint="A6"/>
@@ -1873,7 +1910,7 @@
     <w:link w:val="Heading8"/>
     <w:uiPriority w:val="9"/>
     <w:semiHidden/>
-    <w:rsid w:val="00181E31"/>
+    <w:rsid w:val="00867A94"/>
     <w:rPr>
       <w:rFonts w:eastAsiaTheme="majorEastAsia" w:cstheme="majorBidi"/>
       <w:i/>
@@ -1887,7 +1924,7 @@
     <w:link w:val="Heading9"/>
     <w:uiPriority w:val="9"/>
     <w:semiHidden/>
-    <w:rsid w:val="00181E31"/>
+    <w:rsid w:val="00867A94"/>
     <w:rPr>
       <w:rFonts w:eastAsiaTheme="majorEastAsia" w:cstheme="majorBidi"/>
       <w:color w:val="272727" w:themeColor="text1" w:themeTint="D8"/>
@@ -1900,7 +1937,7 @@
     <w:link w:val="TitleChar"/>
     <w:uiPriority w:val="10"/>
     <w:qFormat/>
-    <w:rsid w:val="00181E31"/>
+    <w:rsid w:val="00867A94"/>
     <w:pPr>
       <w:spacing w:after="80" w:line="240" w:lineRule="auto"/>
       <w:contextualSpacing/>
@@ -1918,7 +1955,7 @@
     <w:basedOn w:val="DefaultParagraphFont"/>
     <w:link w:val="Title"/>
     <w:uiPriority w:val="10"/>
-    <w:rsid w:val="00181E31"/>
+    <w:rsid w:val="00867A94"/>
     <w:rPr>
       <w:rFonts w:asciiTheme="majorHAnsi" w:eastAsiaTheme="majorEastAsia" w:hAnsiTheme="majorHAnsi" w:cstheme="majorBidi"/>
       <w:spacing w:val="-10"/>
@@ -1934,7 +1971,7 @@
     <w:link w:val="SubtitleChar"/>
     <w:uiPriority w:val="11"/>
     <w:qFormat/>
-    <w:rsid w:val="00181E31"/>
+    <w:rsid w:val="00867A94"/>
     <w:pPr>
       <w:numPr>
         <w:ilvl w:val="1"/>
@@ -1953,7 +1990,7 @@
     <w:basedOn w:val="DefaultParagraphFont"/>
     <w:link w:val="Subtitle"/>
     <w:uiPriority w:val="11"/>
-    <w:rsid w:val="00181E31"/>
+    <w:rsid w:val="00867A94"/>
     <w:rPr>
       <w:rFonts w:eastAsiaTheme="majorEastAsia" w:cstheme="majorBidi"/>
       <w:color w:val="595959" w:themeColor="text1" w:themeTint="A6"/>
@@ -1969,7 +2006,7 @@
     <w:link w:val="QuoteChar"/>
     <w:uiPriority w:val="29"/>
     <w:qFormat/>
-    <w:rsid w:val="00181E31"/>
+    <w:rsid w:val="00867A94"/>
     <w:pPr>
       <w:spacing w:before="160"/>
       <w:jc w:val="center"/>
@@ -1985,7 +2022,7 @@
     <w:basedOn w:val="DefaultParagraphFont"/>
     <w:link w:val="Quote"/>
     <w:uiPriority w:val="29"/>
-    <w:rsid w:val="00181E31"/>
+    <w:rsid w:val="00867A94"/>
     <w:rPr>
       <w:i/>
       <w:iCs/>
@@ -1997,7 +2034,7 @@
     <w:basedOn w:val="Normal"/>
     <w:uiPriority w:val="34"/>
     <w:qFormat/>
-    <w:rsid w:val="00181E31"/>
+    <w:rsid w:val="00867A94"/>
     <w:pPr>
       <w:ind w:left="720"/>
       <w:contextualSpacing/>
@@ -2008,7 +2045,7 @@
     <w:basedOn w:val="DefaultParagraphFont"/>
     <w:uiPriority w:val="21"/>
     <w:qFormat/>
-    <w:rsid w:val="00181E31"/>
+    <w:rsid w:val="00867A94"/>
     <w:rPr>
       <w:i/>
       <w:iCs/>
@@ -2022,7 +2059,7 @@
     <w:link w:val="IntenseQuoteChar"/>
     <w:uiPriority w:val="30"/>
     <w:qFormat/>
-    <w:rsid w:val="00181E31"/>
+    <w:rsid w:val="00867A94"/>
     <w:pPr>
       <w:pBdr>
         <w:top w:val="single" w:sz="4" w:space="10" w:color="0F4761" w:themeColor="accent1" w:themeShade="BF"/>
@@ -2043,7 +2080,7 @@
     <w:basedOn w:val="DefaultParagraphFont"/>
     <w:link w:val="IntenseQuote"/>
     <w:uiPriority w:val="30"/>
-    <w:rsid w:val="00181E31"/>
+    <w:rsid w:val="00867A94"/>
     <w:rPr>
       <w:i/>
       <w:iCs/>
@@ -2055,7 +2092,7 @@
     <w:basedOn w:val="DefaultParagraphFont"/>
     <w:uiPriority w:val="32"/>
     <w:qFormat/>
-    <w:rsid w:val="00181E31"/>
+    <w:rsid w:val="00867A94"/>
     <w:rPr>
       <w:b/>
       <w:bCs/>
@@ -2070,7 +2107,7 @@
     <w:link w:val="HeaderChar"/>
     <w:uiPriority w:val="99"/>
     <w:unhideWhenUsed/>
-    <w:rsid w:val="00181E31"/>
+    <w:rsid w:val="00867A94"/>
     <w:pPr>
       <w:tabs>
         <w:tab w:val="center" w:pos="4680"/>
@@ -2084,7 +2121,7 @@
     <w:basedOn w:val="DefaultParagraphFont"/>
     <w:link w:val="Header"/>
     <w:uiPriority w:val="99"/>
-    <w:rsid w:val="00181E31"/>
+    <w:rsid w:val="00867A94"/>
   </w:style>
   <w:style w:type="paragraph" w:styleId="Footer">
     <w:name w:val="footer"/>
@@ -2092,7 +2129,7 @@
     <w:link w:val="FooterChar"/>
     <w:uiPriority w:val="99"/>
     <w:unhideWhenUsed/>
-    <w:rsid w:val="00181E31"/>
+    <w:rsid w:val="00867A94"/>
     <w:pPr>
       <w:tabs>
         <w:tab w:val="center" w:pos="4680"/>
@@ -2106,7 +2143,7 @@
     <w:basedOn w:val="DefaultParagraphFont"/>
     <w:link w:val="Footer"/>
     <w:uiPriority w:val="99"/>
-    <w:rsid w:val="00181E31"/>
+    <w:rsid w:val="00867A94"/>
   </w:style>
 </w:styles>
 </file>

--- a/docs/KOR-Islander-Engineering-Dossier-2026-06-23.docx
+++ b/docs/KOR-Islander-Engineering-Dossier-2026-06-23.docx
@@ -94,7 +94,7 @@
           <w:b/>
           <w:color w:val="002060"/>
         </w:rPr>
-        <w:t>What they do</w:t>
+        <w:t>What they do (full civil scope)</w:t>
       </w:r>
     </w:p>
     <w:p>
@@ -122,7 +122,7 @@
           <w:color w:val="000000"/>
           <w:sz w:val="20"/>
         </w:rPr>
-        <w:t>Municipal infrastructure, land development, missing-middle housing.</w:t>
+        <w:t>Land development &amp; subdivisions: zoning reviews + summary reports, land-use feasibility, conceptual site planning, site-impact analysis, quantity take-offs.</w:t>
       </w:r>
     </w:p>
     <w:p>
@@ -150,7 +150,7 @@
           <w:color w:val="000000"/>
           <w:sz w:val="20"/>
         </w:rPr>
-        <w:t>Clean energy &amp; carbon solutions, blue / waste-to-energy initiatives.</w:t>
+        <w:t>Missing-middle / SSMUH: houseplex + small-scale multi-unit evaluations aligned to BC's SSMUH legislation - a current high-demand Vancouver Island niche.</w:t>
       </w:r>
     </w:p>
     <w:p>
@@ -178,7 +178,71 @@
           <w:color w:val="000000"/>
           <w:sz w:val="20"/>
         </w:rPr>
-        <w:t>Engineering surveys; feasibility through construction project management.</w:t>
+        <w:t>Municipal &amp; public works: road &amp; sidewalk design, stormwater / drainage modelling &amp; design, sanitary sewer design &amp; modelling, water-service analysis &amp; sizing, vehicle swept-path studies, Fire Underwriters Survey (FUS) analysis.</w:t>
+      </w:r>
+    </w:p>
+    <w:p>
+      <w:pPr>
+        <w:spacing w:after="80"/>
+        <w:ind w:left="280" w:hanging="280"/>
+        <w:rPr>
+          <w:rFonts w:ascii="Calibri" w:hAnsi="Calibri" w:cs="Calibri"/>
+          <w:color w:val="000000"/>
+          <w:sz w:val="20"/>
+        </w:rPr>
+      </w:pPr>
+      <w:r>
+        <w:rPr>
+          <w:rFonts w:ascii="Calibri" w:hAnsi="Calibri" w:cs="Calibri"/>
+          <w:b/>
+          <w:color w:val="002060"/>
+          <w:sz w:val="20"/>
+        </w:rPr>
+        <w:t xml:space="preserve">•  </w:t>
+      </w:r>
+      <w:r>
+        <w:rPr>
+          <w:rFonts w:ascii="Calibri" w:hAnsi="Calibri" w:cs="Calibri"/>
+          <w:color w:val="000000"/>
+          <w:sz w:val="20"/>
+        </w:rPr>
+        <w:t>Clean energy &amp; carbon solutions; blue / waste-to-energy; engineering surveys; feasibility-through-construction project management.</w:t>
+      </w:r>
+    </w:p>
+    <w:p>
+      <w:pPr>
+        <w:spacing w:after="60"/>
+        <w:rPr>
+          <w:rFonts w:ascii="Calibri" w:hAnsi="Calibri" w:cs="Calibri"/>
+          <w:b/>
+          <w:color w:val="002060"/>
+        </w:rPr>
+      </w:pPr>
+      <w:r>
+        <w:rPr>
+          <w:rFonts w:ascii="Calibri" w:hAnsi="Calibri" w:cs="Calibri"/>
+          <w:b/>
+          <w:color w:val="002060"/>
+        </w:rPr>
+        <w:t>Sectors &amp; service area</w:t>
+      </w:r>
+    </w:p>
+    <w:p>
+      <w:pPr>
+        <w:spacing w:after="100"/>
+        <w:rPr>
+          <w:rFonts w:ascii="Calibri" w:hAnsi="Calibri" w:cs="Calibri"/>
+          <w:color w:val="000000"/>
+          <w:sz w:val="21"/>
+        </w:rPr>
+      </w:pPr>
+      <w:r>
+        <w:rPr>
+          <w:rFonts w:ascii="Calibri" w:hAnsi="Calibri" w:cs="Calibri"/>
+          <w:color w:val="000000"/>
+          <w:sz w:val="21"/>
+        </w:rPr>
+        <w:t>Land development, municipal infrastructure, commercial, residential communities &amp; subdivisions, mixed-use, and public works - serving Victoria, Greater Victoria and Vancouver Island (2031 Store St, Victoria; 250-590-1200; info@islanderengineering.com).</w:t>
       </w:r>
     </w:p>
     <w:p>
@@ -873,7 +937,25 @@
           <w:b/>
           <w:color w:val="002060"/>
         </w:rPr>
-        <w:t>Talking points for Rory</w:t>
+        <w:t>Defence Canada proposal - team &amp; KOR past-performance check (for Rory)</w:t>
+      </w:r>
+    </w:p>
+    <w:p>
+      <w:pPr>
+        <w:spacing w:after="100"/>
+        <w:rPr>
+          <w:rFonts w:ascii="Calibri" w:hAnsi="Calibri" w:cs="Calibri"/>
+          <w:color w:val="000000"/>
+          <w:sz w:val="21"/>
+        </w:rPr>
+      </w:pPr>
+      <w:r>
+        <w:rPr>
+          <w:rFonts w:ascii="Calibri" w:hAnsi="Calibri" w:cs="Calibri"/>
+          <w:color w:val="000000"/>
+          <w:sz w:val="21"/>
+        </w:rPr>
+        <w:t>A Defence Canada / DCC proposal is forming with Yellowridge Construction (GC) and DHK Architects - likely Vancouver Island (CFB Esquimalt). Past-performance check from KOR's Deltek:</w:t>
       </w:r>
     </w:p>
     <w:p>
@@ -901,7 +983,7 @@
           <w:color w:val="000000"/>
           <w:sz w:val="20"/>
         </w:rPr>
-        <w:t>Complementary disciplines: KOR structural + Islander civil on Vancouver Island land development, missing-middle and municipal work where Islander leads the civil scope.</w:t>
+        <w:t>KOR has NO completed or active jobs with Islander Engineering - confirmed absent from Deltek. Islander CANNOT be cited as KOR past-performance.</w:t>
       </w:r>
     </w:p>
     <w:p>
@@ -921,6 +1003,7 @@
           <w:color w:val="002060"/>
           <w:sz w:val="20"/>
         </w:rPr>
+        <w:lastRenderedPageBreak/>
         <w:t xml:space="preserve">•  </w:t>
       </w:r>
       <w:r>
@@ -929,7 +1012,25 @@
           <w:color w:val="000000"/>
           <w:sz w:val="20"/>
         </w:rPr>
-        <w:t>Opener to Josh Bartley (jbartley@islanderengineering.com): complementary structural capacity for Islander's land-development pipeline.</w:t>
+        <w:t>KOR HAS active jobs with the OTHER team members: Yellowridge Construction (611 Brunswick St, Prince George) and dHKarchitects (All Clan House, Stellako BC). Those are the citable KOR-team references for the proposal.</w:t>
+      </w:r>
+    </w:p>
+    <w:p>
+      <w:pPr>
+        <w:spacing w:after="60"/>
+        <w:rPr>
+          <w:rFonts w:ascii="Calibri" w:hAnsi="Calibri" w:cs="Calibri"/>
+          <w:b/>
+          <w:color w:val="002060"/>
+        </w:rPr>
+      </w:pPr>
+      <w:r>
+        <w:rPr>
+          <w:rFonts w:ascii="Calibri" w:hAnsi="Calibri" w:cs="Calibri"/>
+          <w:b/>
+          <w:color w:val="002060"/>
+        </w:rPr>
+        <w:t>Talking points for Rory</w:t>
       </w:r>
     </w:p>
     <w:p>
@@ -957,6 +1058,62 @@
           <w:color w:val="000000"/>
           <w:sz w:val="20"/>
         </w:rPr>
+        <w:t>Complementary disciplines: KOR structural + Islander civil on Vancouver Island land development, missing-middle and municipal work where Islander leads the civil scope.</w:t>
+      </w:r>
+    </w:p>
+    <w:p>
+      <w:pPr>
+        <w:spacing w:after="80"/>
+        <w:ind w:left="280" w:hanging="280"/>
+        <w:rPr>
+          <w:rFonts w:ascii="Calibri" w:hAnsi="Calibri" w:cs="Calibri"/>
+          <w:color w:val="000000"/>
+          <w:sz w:val="20"/>
+        </w:rPr>
+      </w:pPr>
+      <w:r>
+        <w:rPr>
+          <w:rFonts w:ascii="Calibri" w:hAnsi="Calibri" w:cs="Calibri"/>
+          <w:b/>
+          <w:color w:val="002060"/>
+          <w:sz w:val="20"/>
+        </w:rPr>
+        <w:t xml:space="preserve">•  </w:t>
+      </w:r>
+      <w:r>
+        <w:rPr>
+          <w:rFonts w:ascii="Calibri" w:hAnsi="Calibri" w:cs="Calibri"/>
+          <w:color w:val="000000"/>
+          <w:sz w:val="20"/>
+        </w:rPr>
+        <w:t>Opener to Josh Bartley (jbartley@islanderengineering.com): complementary structural capacity for Islander's land-development pipeline.</w:t>
+      </w:r>
+    </w:p>
+    <w:p>
+      <w:pPr>
+        <w:spacing w:after="80"/>
+        <w:ind w:left="280" w:hanging="280"/>
+        <w:rPr>
+          <w:rFonts w:ascii="Calibri" w:hAnsi="Calibri" w:cs="Calibri"/>
+          <w:color w:val="000000"/>
+          <w:sz w:val="20"/>
+        </w:rPr>
+      </w:pPr>
+      <w:r>
+        <w:rPr>
+          <w:rFonts w:ascii="Calibri" w:hAnsi="Calibri" w:cs="Calibri"/>
+          <w:b/>
+          <w:color w:val="002060"/>
+          <w:sz w:val="20"/>
+        </w:rPr>
+        <w:t xml:space="preserve">•  </w:t>
+      </w:r>
+      <w:r>
+        <w:rPr>
+          <w:rFonts w:ascii="Calibri" w:hAnsi="Calibri" w:cs="Calibri"/>
+          <w:color w:val="000000"/>
+          <w:sz w:val="20"/>
+        </w:rPr>
         <w:t>One conversation covers two firms - reference the Gwaii relationship via Corey Brown.</w:t>
       </w:r>
     </w:p>
@@ -1029,7 +1186,6 @@
           <w:color w:val="000000"/>
           <w:sz w:val="21"/>
         </w:rPr>
-        <w:lastRenderedPageBreak/>
         <w:t>Web research (islanderengineering.com, LinkedIn, Business Examiner); Hunter.io domain-search (email pattern {f}{last}); Apollo.io people/match; Deltek linked-server check (no KOR client/vendor/contact history); cross-reference of KOR's pipeline. Ingested + deduped into the BD graph (CanonicalOrg 69527). DATA NOTE repeated: re-kind from Competitor to Vendor recommended.</w:t>
       </w:r>
     </w:p>
@@ -1592,7 +1748,7 @@
     <w:link w:val="Heading1Char"/>
     <w:uiPriority w:val="9"/>
     <w:qFormat/>
-    <w:rsid w:val="00867A94"/>
+    <w:rsid w:val="00317F1B"/>
     <w:pPr>
       <w:keepNext/>
       <w:keepLines/>
@@ -1615,7 +1771,7 @@
     <w:semiHidden/>
     <w:unhideWhenUsed/>
     <w:qFormat/>
-    <w:rsid w:val="00867A94"/>
+    <w:rsid w:val="00317F1B"/>
     <w:pPr>
       <w:keepNext/>
       <w:keepLines/>
@@ -1638,7 +1794,7 @@
     <w:semiHidden/>
     <w:unhideWhenUsed/>
     <w:qFormat/>
-    <w:rsid w:val="00867A94"/>
+    <w:rsid w:val="00317F1B"/>
     <w:pPr>
       <w:keepNext/>
       <w:keepLines/>
@@ -1661,7 +1817,7 @@
     <w:semiHidden/>
     <w:unhideWhenUsed/>
     <w:qFormat/>
-    <w:rsid w:val="00867A94"/>
+    <w:rsid w:val="00317F1B"/>
     <w:pPr>
       <w:keepNext/>
       <w:keepLines/>
@@ -1684,7 +1840,7 @@
     <w:semiHidden/>
     <w:unhideWhenUsed/>
     <w:qFormat/>
-    <w:rsid w:val="00867A94"/>
+    <w:rsid w:val="00317F1B"/>
     <w:pPr>
       <w:keepNext/>
       <w:keepLines/>
@@ -1705,7 +1861,7 @@
     <w:semiHidden/>
     <w:unhideWhenUsed/>
     <w:qFormat/>
-    <w:rsid w:val="00867A94"/>
+    <w:rsid w:val="00317F1B"/>
     <w:pPr>
       <w:keepNext/>
       <w:keepLines/>
@@ -1728,7 +1884,7 @@
     <w:semiHidden/>
     <w:unhideWhenUsed/>
     <w:qFormat/>
-    <w:rsid w:val="00867A94"/>
+    <w:rsid w:val="00317F1B"/>
     <w:pPr>
       <w:keepNext/>
       <w:keepLines/>
@@ -1749,7 +1905,7 @@
     <w:semiHidden/>
     <w:unhideWhenUsed/>
     <w:qFormat/>
-    <w:rsid w:val="00867A94"/>
+    <w:rsid w:val="00317F1B"/>
     <w:pPr>
       <w:keepNext/>
       <w:keepLines/>
@@ -1772,7 +1928,7 @@
     <w:semiHidden/>
     <w:unhideWhenUsed/>
     <w:qFormat/>
-    <w:rsid w:val="00867A94"/>
+    <w:rsid w:val="00317F1B"/>
     <w:pPr>
       <w:keepNext/>
       <w:keepLines/>
@@ -1816,7 +1972,7 @@
     <w:basedOn w:val="DefaultParagraphFont"/>
     <w:link w:val="Heading1"/>
     <w:uiPriority w:val="9"/>
-    <w:rsid w:val="00867A94"/>
+    <w:rsid w:val="00317F1B"/>
     <w:rPr>
       <w:rFonts w:asciiTheme="majorHAnsi" w:eastAsiaTheme="majorEastAsia" w:hAnsiTheme="majorHAnsi" w:cstheme="majorBidi"/>
       <w:color w:val="0F4761" w:themeColor="accent1" w:themeShade="BF"/>
@@ -1830,7 +1986,7 @@
     <w:link w:val="Heading2"/>
     <w:uiPriority w:val="9"/>
     <w:semiHidden/>
-    <w:rsid w:val="00867A94"/>
+    <w:rsid w:val="00317F1B"/>
     <w:rPr>
       <w:rFonts w:asciiTheme="majorHAnsi" w:eastAsiaTheme="majorEastAsia" w:hAnsiTheme="majorHAnsi" w:cstheme="majorBidi"/>
       <w:color w:val="0F4761" w:themeColor="accent1" w:themeShade="BF"/>
@@ -1844,7 +2000,7 @@
     <w:link w:val="Heading3"/>
     <w:uiPriority w:val="9"/>
     <w:semiHidden/>
-    <w:rsid w:val="00867A94"/>
+    <w:rsid w:val="00317F1B"/>
     <w:rPr>
       <w:rFonts w:eastAsiaTheme="majorEastAsia" w:cstheme="majorBidi"/>
       <w:color w:val="0F4761" w:themeColor="accent1" w:themeShade="BF"/>
@@ -1858,7 +2014,7 @@
     <w:link w:val="Heading4"/>
     <w:uiPriority w:val="9"/>
     <w:semiHidden/>
-    <w:rsid w:val="00867A94"/>
+    <w:rsid w:val="00317F1B"/>
     <w:rPr>
       <w:rFonts w:eastAsiaTheme="majorEastAsia" w:cstheme="majorBidi"/>
       <w:i/>
@@ -1872,7 +2028,7 @@
     <w:link w:val="Heading5"/>
     <w:uiPriority w:val="9"/>
     <w:semiHidden/>
-    <w:rsid w:val="00867A94"/>
+    <w:rsid w:val="00317F1B"/>
     <w:rPr>
       <w:rFonts w:eastAsiaTheme="majorEastAsia" w:cstheme="majorBidi"/>
       <w:color w:val="0F4761" w:themeColor="accent1" w:themeShade="BF"/>
@@ -1884,7 +2040,7 @@
     <w:link w:val="Heading6"/>
     <w:uiPriority w:val="9"/>
     <w:semiHidden/>
-    <w:rsid w:val="00867A94"/>
+    <w:rsid w:val="00317F1B"/>
     <w:rPr>
       <w:rFonts w:eastAsiaTheme="majorEastAsia" w:cstheme="majorBidi"/>
       <w:i/>
@@ -1898,7 +2054,7 @@
     <w:link w:val="Heading7"/>
     <w:uiPriority w:val="9"/>
     <w:semiHidden/>
-    <w:rsid w:val="00867A94"/>
+    <w:rsid w:val="00317F1B"/>
     <w:rPr>
       <w:rFonts w:eastAsiaTheme="majorEastAsia" w:cstheme="majorBidi"/>
       <w:color w:val="595959" w:themeColor="text1" w:themeTint="A6"/>
@@ -1910,7 +2066,7 @@
     <w:link w:val="Heading8"/>
     <w:uiPriority w:val="9"/>
     <w:semiHidden/>
-    <w:rsid w:val="00867A94"/>
+    <w:rsid w:val="00317F1B"/>
     <w:rPr>
       <w:rFonts w:eastAsiaTheme="majorEastAsia" w:cstheme="majorBidi"/>
       <w:i/>
@@ -1924,7 +2080,7 @@
     <w:link w:val="Heading9"/>
     <w:uiPriority w:val="9"/>
     <w:semiHidden/>
-    <w:rsid w:val="00867A94"/>
+    <w:rsid w:val="00317F1B"/>
     <w:rPr>
       <w:rFonts w:eastAsiaTheme="majorEastAsia" w:cstheme="majorBidi"/>
       <w:color w:val="272727" w:themeColor="text1" w:themeTint="D8"/>
@@ -1937,7 +2093,7 @@
     <w:link w:val="TitleChar"/>
     <w:uiPriority w:val="10"/>
     <w:qFormat/>
-    <w:rsid w:val="00867A94"/>
+    <w:rsid w:val="00317F1B"/>
     <w:pPr>
       <w:spacing w:after="80" w:line="240" w:lineRule="auto"/>
       <w:contextualSpacing/>
@@ -1955,7 +2111,7 @@
     <w:basedOn w:val="DefaultParagraphFont"/>
     <w:link w:val="Title"/>
     <w:uiPriority w:val="10"/>
-    <w:rsid w:val="00867A94"/>
+    <w:rsid w:val="00317F1B"/>
     <w:rPr>
       <w:rFonts w:asciiTheme="majorHAnsi" w:eastAsiaTheme="majorEastAsia" w:hAnsiTheme="majorHAnsi" w:cstheme="majorBidi"/>
       <w:spacing w:val="-10"/>
@@ -1971,7 +2127,7 @@
     <w:link w:val="SubtitleChar"/>
     <w:uiPriority w:val="11"/>
     <w:qFormat/>
-    <w:rsid w:val="00867A94"/>
+    <w:rsid w:val="00317F1B"/>
     <w:pPr>
       <w:numPr>
         <w:ilvl w:val="1"/>
@@ -1990,7 +2146,7 @@
     <w:basedOn w:val="DefaultParagraphFont"/>
     <w:link w:val="Subtitle"/>
     <w:uiPriority w:val="11"/>
-    <w:rsid w:val="00867A94"/>
+    <w:rsid w:val="00317F1B"/>
     <w:rPr>
       <w:rFonts w:eastAsiaTheme="majorEastAsia" w:cstheme="majorBidi"/>
       <w:color w:val="595959" w:themeColor="text1" w:themeTint="A6"/>
@@ -2006,7 +2162,7 @@
     <w:link w:val="QuoteChar"/>
     <w:uiPriority w:val="29"/>
     <w:qFormat/>
-    <w:rsid w:val="00867A94"/>
+    <w:rsid w:val="00317F1B"/>
     <w:pPr>
       <w:spacing w:before="160"/>
       <w:jc w:val="center"/>
@@ -2022,7 +2178,7 @@
     <w:basedOn w:val="DefaultParagraphFont"/>
     <w:link w:val="Quote"/>
     <w:uiPriority w:val="29"/>
-    <w:rsid w:val="00867A94"/>
+    <w:rsid w:val="00317F1B"/>
     <w:rPr>
       <w:i/>
       <w:iCs/>
@@ -2034,7 +2190,7 @@
     <w:basedOn w:val="Normal"/>
     <w:uiPriority w:val="34"/>
     <w:qFormat/>
-    <w:rsid w:val="00867A94"/>
+    <w:rsid w:val="00317F1B"/>
     <w:pPr>
       <w:ind w:left="720"/>
       <w:contextualSpacing/>
@@ -2045,7 +2201,7 @@
     <w:basedOn w:val="DefaultParagraphFont"/>
     <w:uiPriority w:val="21"/>
     <w:qFormat/>
-    <w:rsid w:val="00867A94"/>
+    <w:rsid w:val="00317F1B"/>
     <w:rPr>
       <w:i/>
       <w:iCs/>
@@ -2059,7 +2215,7 @@
     <w:link w:val="IntenseQuoteChar"/>
     <w:uiPriority w:val="30"/>
     <w:qFormat/>
-    <w:rsid w:val="00867A94"/>
+    <w:rsid w:val="00317F1B"/>
     <w:pPr>
       <w:pBdr>
         <w:top w:val="single" w:sz="4" w:space="10" w:color="0F4761" w:themeColor="accent1" w:themeShade="BF"/>
@@ -2080,7 +2236,7 @@
     <w:basedOn w:val="DefaultParagraphFont"/>
     <w:link w:val="IntenseQuote"/>
     <w:uiPriority w:val="30"/>
-    <w:rsid w:val="00867A94"/>
+    <w:rsid w:val="00317F1B"/>
     <w:rPr>
       <w:i/>
       <w:iCs/>
@@ -2092,7 +2248,7 @@
     <w:basedOn w:val="DefaultParagraphFont"/>
     <w:uiPriority w:val="32"/>
     <w:qFormat/>
-    <w:rsid w:val="00867A94"/>
+    <w:rsid w:val="00317F1B"/>
     <w:rPr>
       <w:b/>
       <w:bCs/>
@@ -2107,7 +2263,7 @@
     <w:link w:val="HeaderChar"/>
     <w:uiPriority w:val="99"/>
     <w:unhideWhenUsed/>
-    <w:rsid w:val="00867A94"/>
+    <w:rsid w:val="00317F1B"/>
     <w:pPr>
       <w:tabs>
         <w:tab w:val="center" w:pos="4680"/>
@@ -2121,7 +2277,7 @@
     <w:basedOn w:val="DefaultParagraphFont"/>
     <w:link w:val="Header"/>
     <w:uiPriority w:val="99"/>
-    <w:rsid w:val="00867A94"/>
+    <w:rsid w:val="00317F1B"/>
   </w:style>
   <w:style w:type="paragraph" w:styleId="Footer">
     <w:name w:val="footer"/>
@@ -2129,7 +2285,7 @@
     <w:link w:val="FooterChar"/>
     <w:uiPriority w:val="99"/>
     <w:unhideWhenUsed/>
-    <w:rsid w:val="00867A94"/>
+    <w:rsid w:val="00317F1B"/>
     <w:pPr>
       <w:tabs>
         <w:tab w:val="center" w:pos="4680"/>
@@ -2143,7 +2299,7 @@
     <w:basedOn w:val="DefaultParagraphFont"/>
     <w:link w:val="Footer"/>
     <w:uiPriority w:val="99"/>
-    <w:rsid w:val="00867A94"/>
+    <w:rsid w:val="00317F1B"/>
   </w:style>
 </w:styles>
 </file>
